--- a/policies/build/chapters_v2/MOM/HCO_MOM_3_v2_REWRITE_DRAFT.docx
+++ b/policies/build/chapters_v2/MOM/HCO_MOM_3_v2_REWRITE_DRAFT.docx
@@ -316,6 +316,10 @@
     </w:p>
     <w:p>
       <w:pPr>
+        <w:numPr>
+          <w:ilvl w:val="0"/>
+          <w:numId w:val="12"/>
+        </w:numPr>
         <w:pStyle w:val="ListNumber"/>
       </w:pPr>
       <w:r>
@@ -324,6 +328,10 @@
     </w:p>
     <w:p>
       <w:pPr>
+        <w:numPr>
+          <w:ilvl w:val="0"/>
+          <w:numId w:val="12"/>
+        </w:numPr>
         <w:pStyle w:val="ListNumber"/>
       </w:pPr>
       <w:r>
@@ -332,6 +340,10 @@
     </w:p>
     <w:p>
       <w:pPr>
+        <w:numPr>
+          <w:ilvl w:val="0"/>
+          <w:numId w:val="12"/>
+        </w:numPr>
         <w:pStyle w:val="ListNumber"/>
       </w:pPr>
       <w:r>
@@ -340,6 +352,10 @@
     </w:p>
     <w:p>
       <w:pPr>
+        <w:numPr>
+          <w:ilvl w:val="0"/>
+          <w:numId w:val="12"/>
+        </w:numPr>
         <w:pStyle w:val="ListNumber"/>
       </w:pPr>
       <w:r>
@@ -348,6 +364,10 @@
     </w:p>
     <w:p>
       <w:pPr>
+        <w:numPr>
+          <w:ilvl w:val="0"/>
+          <w:numId w:val="12"/>
+        </w:numPr>
         <w:pStyle w:val="ListNumber"/>
       </w:pPr>
       <w:r>
@@ -356,6 +376,10 @@
     </w:p>
     <w:p>
       <w:pPr>
+        <w:numPr>
+          <w:ilvl w:val="0"/>
+          <w:numId w:val="12"/>
+        </w:numPr>
         <w:pStyle w:val="ListNumber"/>
       </w:pPr>
       <w:r>
@@ -364,6 +388,10 @@
     </w:p>
     <w:p>
       <w:pPr>
+        <w:numPr>
+          <w:ilvl w:val="0"/>
+          <w:numId w:val="12"/>
+        </w:numPr>
         <w:pStyle w:val="ListNumber"/>
       </w:pPr>
       <w:r>
@@ -372,6 +400,10 @@
     </w:p>
     <w:p>
       <w:pPr>
+        <w:numPr>
+          <w:ilvl w:val="0"/>
+          <w:numId w:val="12"/>
+        </w:numPr>
         <w:pStyle w:val="ListNumber"/>
       </w:pPr>
       <w:r>
@@ -1644,6 +1676,10 @@
     </w:p>
     <w:p>
       <w:pPr>
+        <w:numPr>
+          <w:ilvl w:val="0"/>
+          <w:numId w:val="13"/>
+        </w:numPr>
         <w:pStyle w:val="ListNumber"/>
       </w:pPr>
       <w:r>
@@ -1652,6 +1688,10 @@
     </w:p>
     <w:p>
       <w:pPr>
+        <w:numPr>
+          <w:ilvl w:val="0"/>
+          <w:numId w:val="13"/>
+        </w:numPr>
         <w:pStyle w:val="ListNumber"/>
       </w:pPr>
       <w:r>
@@ -1660,6 +1700,10 @@
     </w:p>
     <w:p>
       <w:pPr>
+        <w:numPr>
+          <w:ilvl w:val="0"/>
+          <w:numId w:val="13"/>
+        </w:numPr>
         <w:pStyle w:val="ListNumber"/>
       </w:pPr>
       <w:r>
@@ -1668,6 +1712,10 @@
     </w:p>
     <w:p>
       <w:pPr>
+        <w:numPr>
+          <w:ilvl w:val="0"/>
+          <w:numId w:val="13"/>
+        </w:numPr>
         <w:pStyle w:val="ListNumber"/>
       </w:pPr>
       <w:r>
@@ -1684,6 +1732,10 @@
     </w:p>
     <w:p>
       <w:pPr>
+        <w:numPr>
+          <w:ilvl w:val="0"/>
+          <w:numId w:val="14"/>
+        </w:numPr>
         <w:pStyle w:val="ListNumber"/>
       </w:pPr>
       <w:r>
@@ -1692,6 +1744,10 @@
     </w:p>
     <w:p>
       <w:pPr>
+        <w:numPr>
+          <w:ilvl w:val="0"/>
+          <w:numId w:val="14"/>
+        </w:numPr>
         <w:pStyle w:val="ListNumber"/>
       </w:pPr>
       <w:r>
@@ -1708,6 +1764,10 @@
     </w:p>
     <w:p>
       <w:pPr>
+        <w:numPr>
+          <w:ilvl w:val="0"/>
+          <w:numId w:val="15"/>
+        </w:numPr>
         <w:pStyle w:val="ListNumber"/>
       </w:pPr>
       <w:r>
@@ -1716,6 +1776,10 @@
     </w:p>
     <w:p>
       <w:pPr>
+        <w:numPr>
+          <w:ilvl w:val="0"/>
+          <w:numId w:val="15"/>
+        </w:numPr>
         <w:pStyle w:val="ListNumber"/>
       </w:pPr>
       <w:r>
@@ -1724,6 +1788,10 @@
     </w:p>
     <w:p>
       <w:pPr>
+        <w:numPr>
+          <w:ilvl w:val="0"/>
+          <w:numId w:val="15"/>
+        </w:numPr>
         <w:pStyle w:val="ListNumber"/>
       </w:pPr>
       <w:r>
@@ -1740,6 +1808,10 @@
     </w:p>
     <w:p>
       <w:pPr>
+        <w:numPr>
+          <w:ilvl w:val="0"/>
+          <w:numId w:val="16"/>
+        </w:numPr>
         <w:pStyle w:val="ListNumber"/>
       </w:pPr>
       <w:r>
@@ -1748,6 +1820,10 @@
     </w:p>
     <w:p>
       <w:pPr>
+        <w:numPr>
+          <w:ilvl w:val="0"/>
+          <w:numId w:val="16"/>
+        </w:numPr>
         <w:pStyle w:val="ListNumber"/>
       </w:pPr>
       <w:r>
@@ -1756,6 +1832,10 @@
     </w:p>
     <w:p>
       <w:pPr>
+        <w:numPr>
+          <w:ilvl w:val="0"/>
+          <w:numId w:val="16"/>
+        </w:numPr>
         <w:pStyle w:val="ListNumber"/>
       </w:pPr>
       <w:r>
@@ -1772,6 +1852,10 @@
     </w:p>
     <w:p>
       <w:pPr>
+        <w:numPr>
+          <w:ilvl w:val="0"/>
+          <w:numId w:val="17"/>
+        </w:numPr>
         <w:pStyle w:val="ListNumber"/>
       </w:pPr>
       <w:r>
@@ -1780,6 +1864,10 @@
     </w:p>
     <w:p>
       <w:pPr>
+        <w:numPr>
+          <w:ilvl w:val="0"/>
+          <w:numId w:val="17"/>
+        </w:numPr>
         <w:pStyle w:val="ListNumber"/>
       </w:pPr>
       <w:r>
@@ -1788,6 +1876,10 @@
     </w:p>
     <w:p>
       <w:pPr>
+        <w:numPr>
+          <w:ilvl w:val="0"/>
+          <w:numId w:val="17"/>
+        </w:numPr>
         <w:pStyle w:val="ListNumber"/>
       </w:pPr>
       <w:r>
@@ -1804,6 +1896,10 @@
     </w:p>
     <w:p>
       <w:pPr>
+        <w:numPr>
+          <w:ilvl w:val="0"/>
+          <w:numId w:val="18"/>
+        </w:numPr>
         <w:pStyle w:val="ListNumber"/>
       </w:pPr>
       <w:r>
@@ -1812,6 +1908,10 @@
     </w:p>
     <w:p>
       <w:pPr>
+        <w:numPr>
+          <w:ilvl w:val="0"/>
+          <w:numId w:val="18"/>
+        </w:numPr>
         <w:pStyle w:val="ListNumber"/>
       </w:pPr>
       <w:r>
@@ -1820,6 +1920,10 @@
     </w:p>
     <w:p>
       <w:pPr>
+        <w:numPr>
+          <w:ilvl w:val="0"/>
+          <w:numId w:val="18"/>
+        </w:numPr>
         <w:pStyle w:val="ListNumber"/>
       </w:pPr>
       <w:r>
@@ -1836,6 +1940,10 @@
     </w:p>
     <w:p>
       <w:pPr>
+        <w:numPr>
+          <w:ilvl w:val="0"/>
+          <w:numId w:val="19"/>
+        </w:numPr>
         <w:pStyle w:val="ListNumber"/>
       </w:pPr>
       <w:r>
@@ -1844,6 +1952,10 @@
     </w:p>
     <w:p>
       <w:pPr>
+        <w:numPr>
+          <w:ilvl w:val="0"/>
+          <w:numId w:val="19"/>
+        </w:numPr>
         <w:pStyle w:val="ListNumber"/>
       </w:pPr>
       <w:r>
@@ -1852,6 +1964,10 @@
     </w:p>
     <w:p>
       <w:pPr>
+        <w:numPr>
+          <w:ilvl w:val="0"/>
+          <w:numId w:val="19"/>
+        </w:numPr>
         <w:pStyle w:val="ListNumber"/>
       </w:pPr>
       <w:r>
@@ -1870,7 +1986,7 @@
       <w:pPr>
         <w:numPr>
           <w:ilvl w:val="0"/>
-          <w:numId w:val="10"/>
+          <w:numId w:val="20"/>
         </w:numPr>
         <w:pStyle w:val="ListNumber"/>
       </w:pPr>
@@ -2127,6 +2243,66 @@
     <w:abstractNumId w:val="0"/>
   </w:num>
   <w:num w:numId="10">
+    <w:abstractNumId w:val="7"/>
+    <w:lvlOverride w:ilvl="0">
+      <w:startOverride w:val="1"/>
+    </w:lvlOverride>
+  </w:num>
+  <w:num w:numId="11">
+    <w:abstractNumId w:val="7"/>
+    <w:lvlOverride w:ilvl="0">
+      <w:startOverride w:val="1"/>
+    </w:lvlOverride>
+  </w:num>
+  <w:num w:numId="12">
+    <w:abstractNumId w:val="7"/>
+    <w:lvlOverride w:ilvl="0">
+      <w:startOverride w:val="1"/>
+    </w:lvlOverride>
+  </w:num>
+  <w:num w:numId="13">
+    <w:abstractNumId w:val="7"/>
+    <w:lvlOverride w:ilvl="0">
+      <w:startOverride w:val="1"/>
+    </w:lvlOverride>
+  </w:num>
+  <w:num w:numId="14">
+    <w:abstractNumId w:val="7"/>
+    <w:lvlOverride w:ilvl="0">
+      <w:startOverride w:val="1"/>
+    </w:lvlOverride>
+  </w:num>
+  <w:num w:numId="15">
+    <w:abstractNumId w:val="7"/>
+    <w:lvlOverride w:ilvl="0">
+      <w:startOverride w:val="1"/>
+    </w:lvlOverride>
+  </w:num>
+  <w:num w:numId="16">
+    <w:abstractNumId w:val="7"/>
+    <w:lvlOverride w:ilvl="0">
+      <w:startOverride w:val="1"/>
+    </w:lvlOverride>
+  </w:num>
+  <w:num w:numId="17">
+    <w:abstractNumId w:val="7"/>
+    <w:lvlOverride w:ilvl="0">
+      <w:startOverride w:val="1"/>
+    </w:lvlOverride>
+  </w:num>
+  <w:num w:numId="18">
+    <w:abstractNumId w:val="7"/>
+    <w:lvlOverride w:ilvl="0">
+      <w:startOverride w:val="1"/>
+    </w:lvlOverride>
+  </w:num>
+  <w:num w:numId="19">
+    <w:abstractNumId w:val="7"/>
+    <w:lvlOverride w:ilvl="0">
+      <w:startOverride w:val="1"/>
+    </w:lvlOverride>
+  </w:num>
+  <w:num w:numId="20">
     <w:abstractNumId w:val="7"/>
     <w:lvlOverride w:ilvl="0">
       <w:startOverride w:val="1"/>

--- a/policies/build/chapters_v2/MOM/HCO_MOM_3_v2_REWRITE_DRAFT.docx
+++ b/policies/build/chapters_v2/MOM/HCO_MOM_3_v2_REWRITE_DRAFT.docx
@@ -2029,7 +2029,7 @@
         <w:pStyle w:val="Normal"/>
       </w:pPr>
       <w:r>
-        <w:t>This document is not issued by, endorsed by, or affiliated with NABH, the World Health Organization, the National Centre for Disease Control, the Food Safety and Standards Authority of India, any Pollution Control Board, or any other body named in it. Wording is original; no text has been reproduced from the standards, rules or guidelines referenced.</w:t>
+        <w:t>This document is not issued by, endorsed by, or affiliated with NABH or any other body named in it. Wording is original; no text has been reproduced from the standards, rules or guidelines referenced.</w:t>
       </w:r>
     </w:p>
     <w:sectPr>

--- a/policies/build/chapters_v2/MOM/HCO_MOM_3_v2_REWRITE_DRAFT.docx
+++ b/policies/build/chapters_v2/MOM/HCO_MOM_3_v2_REWRITE_DRAFT.docx
@@ -443,7 +443,7 @@
     <w:p>
       <w:pPr/>
       <w:r>
-        <w:t>«Hospital Name» follows recognised inventory control practices — for example ABC, VED, FSN, or First-Expiry-First-Out analysis, alone or combined. Medicines could be stored alphabetically by generic name, and stock verification audits could run at intervals «Hospital Name» defines, to detect loss or theft. There is also a mechanism for handling medications outside the regular inventory — for example, physicians' samples not for sale.</w:t>
+        <w:t>«Hospital Name» follows recognised inventory control practices — for example ABC analysis, VED (vital/essential/desirable), FSN (fast/slow/non-moving), or First-Expiry-First-Out analysis, alone or combined. Medicines could be stored alphabetically by generic name, and stock verification audits could run at intervals «Hospital Name» defines, to detect loss or theft. There is also a mechanism for handling medications outside the regular inventory — for example, physicians' samples not for sale.</w:t>
       </w:r>
     </w:p>
     <w:p>
